--- a/final report.docx
+++ b/final report.docx
@@ -205,6 +205,7 @@
           <w:dataBinding w:prefixMappings="xmlns:ns0='http://purl.org/dc/elements/1.1/' xmlns:ns1='http://schemas.openxmlformats.org/package/2006/metadata/core-properties' " w:xpath="/ns1:coreProperties[1]/ns0:title[1]" w:storeItemID="{6C3C8BC8-F283-45AE-878A-BAB7291924A1}"/>
           <w:text/>
         </w:sdtPr>
+        <w:sdtEndPr/>
         <w:sdtContent>
           <w:r>
             <w:rPr>
@@ -361,7 +362,7 @@
           </mc:Choice>
           <mc:Fallback>
             <w:pict>
-              <v:group w14:anchorId="658E4281" id="Group 5" o:spid="_x0000_s1026" style="width:68.5pt;height:110pt;mso-position-horizontal-relative:char;mso-position-vertical-relative:line" coordsize="6762,16097" o:gfxdata="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">
+              <v:group w14:anchorId="2F9E951D" id="Group 5" o:spid="_x0000_s1026" style="width:68.5pt;height:110pt;mso-position-horizontal-relative:char;mso-position-vertical-relative:line" coordsize="6762,16097" o:gfxdata="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">
                 <v:line id="Straight Connector 2" o:spid="_x0000_s1027" style="position:absolute;visibility:visible;mso-wrap-style:square" from="3333,0" to="3333,16097" o:connectortype="straight" o:gfxdata="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" strokecolor="black [3200]" strokeweight="2.5pt">
                   <v:stroke joinstyle="miter"/>
                 </v:line>
@@ -616,6 +617,7 @@
             <w:dataBinding w:prefixMappings="xmlns:ns0='http://purl.org/dc/elements/1.1/' xmlns:ns1='http://schemas.openxmlformats.org/package/2006/metadata/core-properties' " w:xpath="/ns1:coreProperties[1]/ns0:creator[1]" w:storeItemID="{6C3C8BC8-F283-45AE-878A-BAB7291924A1}"/>
             <w:text/>
           </w:sdtPr>
+          <w:sdtEndPr/>
           <w:sdtContent>
             <w:tc>
               <w:tcPr>
@@ -919,7 +921,7 @@
           <w:noProof/>
           <w:szCs w:val="24"/>
         </w:rPr>
-        <w:t>10/06/2026</w:t>
+        <w:t>17/06/2026</w:t>
       </w:r>
       <w:r>
         <w:rPr>
@@ -1900,6 +1902,13 @@
     </w:p>
     <w:sdt>
       <w:sdtPr>
+        <w:rPr>
+          <w:rFonts w:ascii="Times New Roman" w:eastAsiaTheme="minorHAnsi" w:hAnsi="Times New Roman" w:cstheme="minorBidi"/>
+          <w:color w:val="auto"/>
+          <w:sz w:val="24"/>
+          <w:szCs w:val="22"/>
+          <w:lang w:val="en-GB"/>
+        </w:rPr>
         <w:id w:val="-535656802"/>
         <w:docPartObj>
           <w:docPartGallery w:val="Table of Contents"/>
@@ -1908,14 +1917,9 @@
       </w:sdtPr>
       <w:sdtEndPr>
         <w:rPr>
-          <w:rFonts w:ascii="Times New Roman" w:eastAsiaTheme="minorHAnsi" w:hAnsi="Times New Roman" w:cstheme="minorBidi"/>
           <w:b/>
           <w:bCs/>
           <w:noProof/>
-          <w:color w:val="auto"/>
-          <w:sz w:val="24"/>
-          <w:szCs w:val="22"/>
-          <w:lang w:val="en-GB"/>
         </w:rPr>
       </w:sdtEndPr>
       <w:sdtContent>
@@ -1943,7 +1947,7 @@
           <w:r>
             <w:fldChar w:fldCharType="separate"/>
           </w:r>
-          <w:hyperlink w:anchor="_Toc232016021" w:history="1">
+          <w:hyperlink w:anchor="_Toc232589404" w:history="1">
             <w:r>
               <w:rPr>
                 <w:rStyle w:val="Hyperlink"/>
@@ -1986,7 +1990,7 @@
                 <w:noProof/>
                 <w:webHidden/>
               </w:rPr>
-              <w:instrText xml:space="preserve"> PAGEREF _Toc232016021 \h </w:instrText>
+              <w:instrText xml:space="preserve"> PAGEREF _Toc232589404 \h </w:instrText>
             </w:r>
             <w:r>
               <w:rPr>
@@ -2027,7 +2031,7 @@
               <w:lang w:val="en-US"/>
             </w:rPr>
           </w:pPr>
-          <w:hyperlink w:anchor="_Toc232016022" w:history="1">
+          <w:hyperlink w:anchor="_Toc232589405" w:history="1">
             <w:r>
               <w:rPr>
                 <w:rStyle w:val="Hyperlink"/>
@@ -2070,7 +2074,7 @@
                 <w:noProof/>
                 <w:webHidden/>
               </w:rPr>
-              <w:instrText xml:space="preserve"> PAGEREF _Toc232016022 \h </w:instrText>
+              <w:instrText xml:space="preserve"> PAGEREF _Toc232589405 \h </w:instrText>
             </w:r>
             <w:r>
               <w:rPr>
@@ -2111,7 +2115,7 @@
               <w:lang w:val="en-US"/>
             </w:rPr>
           </w:pPr>
-          <w:hyperlink w:anchor="_Toc232016023" w:history="1">
+          <w:hyperlink w:anchor="_Toc232589406" w:history="1">
             <w:r>
               <w:rPr>
                 <w:rStyle w:val="Hyperlink"/>
@@ -2154,7 +2158,7 @@
                 <w:noProof/>
                 <w:webHidden/>
               </w:rPr>
-              <w:instrText xml:space="preserve"> PAGEREF _Toc232016023 \h </w:instrText>
+              <w:instrText xml:space="preserve"> PAGEREF _Toc232589406 \h </w:instrText>
             </w:r>
             <w:r>
               <w:rPr>
@@ -2195,7 +2199,7 @@
               <w:lang w:val="en-US"/>
             </w:rPr>
           </w:pPr>
-          <w:hyperlink w:anchor="_Toc232016024" w:history="1">
+          <w:hyperlink w:anchor="_Toc232589407" w:history="1">
             <w:r>
               <w:rPr>
                 <w:rStyle w:val="Hyperlink"/>
@@ -2238,7 +2242,7 @@
                 <w:noProof/>
                 <w:webHidden/>
               </w:rPr>
-              <w:instrText xml:space="preserve"> PAGEREF _Toc232016024 \h </w:instrText>
+              <w:instrText xml:space="preserve"> PAGEREF _Toc232589407 \h </w:instrText>
             </w:r>
             <w:r>
               <w:rPr>
@@ -2279,7 +2283,7 @@
               <w:lang w:val="en-US"/>
             </w:rPr>
           </w:pPr>
-          <w:hyperlink w:anchor="_Toc232016025" w:history="1">
+          <w:hyperlink w:anchor="_Toc232589408" w:history="1">
             <w:r>
               <w:rPr>
                 <w:rStyle w:val="Hyperlink"/>
@@ -2322,7 +2326,7 @@
                 <w:noProof/>
                 <w:webHidden/>
               </w:rPr>
-              <w:instrText xml:space="preserve"> PAGEREF _Toc232016025 \h </w:instrText>
+              <w:instrText xml:space="preserve"> PAGEREF _Toc232589408 \h </w:instrText>
             </w:r>
             <w:r>
               <w:rPr>
@@ -2367,7 +2371,7 @@
               <w:lang w:val="en-US"/>
             </w:rPr>
           </w:pPr>
-          <w:hyperlink w:anchor="_Toc232016026" w:history="1">
+          <w:hyperlink w:anchor="_Toc232589409" w:history="1">
             <w:r>
               <w:rPr>
                 <w:rStyle w:val="Hyperlink"/>
@@ -2410,7 +2414,7 @@
                 <w:noProof/>
                 <w:webHidden/>
               </w:rPr>
-              <w:instrText xml:space="preserve"> PAGEREF _Toc232016026 \h </w:instrText>
+              <w:instrText xml:space="preserve"> PAGEREF _Toc232589409 \h </w:instrText>
             </w:r>
             <w:r>
               <w:rPr>
@@ -2454,7 +2458,7 @@
               <w:lang w:val="en-US"/>
             </w:rPr>
           </w:pPr>
-          <w:hyperlink w:anchor="_Toc232016027" w:history="1">
+          <w:hyperlink w:anchor="_Toc232589410" w:history="1">
             <w:r>
               <w:rPr>
                 <w:rStyle w:val="Hyperlink"/>
@@ -2481,7 +2485,7 @@
                 <w:noProof/>
                 <w:webHidden/>
               </w:rPr>
-              <w:instrText xml:space="preserve"> PAGEREF _Toc232016027 \h </w:instrText>
+              <w:instrText xml:space="preserve"> PAGEREF _Toc232589410 \h </w:instrText>
             </w:r>
             <w:r>
               <w:rPr>
@@ -2522,7 +2526,7 @@
               <w:lang w:val="en-US"/>
             </w:rPr>
           </w:pPr>
-          <w:hyperlink w:anchor="_Toc232016028" w:history="1">
+          <w:hyperlink w:anchor="_Toc232589411" w:history="1">
             <w:r>
               <w:rPr>
                 <w:rStyle w:val="Hyperlink"/>
@@ -2565,7 +2569,7 @@
                 <w:noProof/>
                 <w:webHidden/>
               </w:rPr>
-              <w:instrText xml:space="preserve"> PAGEREF _Toc232016028 \h </w:instrText>
+              <w:instrText xml:space="preserve"> PAGEREF _Toc232589411 \h </w:instrText>
             </w:r>
             <w:r>
               <w:rPr>
@@ -2606,7 +2610,7 @@
               <w:lang w:val="en-US"/>
             </w:rPr>
           </w:pPr>
-          <w:hyperlink w:anchor="_Toc232016029" w:history="1">
+          <w:hyperlink w:anchor="_Toc232589412" w:history="1">
             <w:r>
               <w:rPr>
                 <w:rStyle w:val="Hyperlink"/>
@@ -2649,7 +2653,7 @@
                 <w:noProof/>
                 <w:webHidden/>
               </w:rPr>
-              <w:instrText xml:space="preserve"> PAGEREF _Toc232016029 \h </w:instrText>
+              <w:instrText xml:space="preserve"> PAGEREF _Toc232589412 \h </w:instrText>
             </w:r>
             <w:r>
               <w:rPr>
@@ -2690,7 +2694,7 @@
               <w:lang w:val="en-US"/>
             </w:rPr>
           </w:pPr>
-          <w:hyperlink w:anchor="_Toc232016030" w:history="1">
+          <w:hyperlink w:anchor="_Toc232589413" w:history="1">
             <w:r>
               <w:rPr>
                 <w:rStyle w:val="Hyperlink"/>
@@ -2735,7 +2739,7 @@
                 <w:noProof/>
                 <w:webHidden/>
               </w:rPr>
-              <w:instrText xml:space="preserve"> PAGEREF _Toc232016030 \h </w:instrText>
+              <w:instrText xml:space="preserve"> PAGEREF _Toc232589413 \h </w:instrText>
             </w:r>
             <w:r>
               <w:rPr>
@@ -2756,161 +2760,6 @@
                 <w:webHidden/>
               </w:rPr>
               <w:t>16</w:t>
-            </w:r>
-            <w:r>
-              <w:rPr>
-                <w:noProof/>
-                <w:webHidden/>
-              </w:rPr>
-              <w:fldChar w:fldCharType="end"/>
-            </w:r>
-          </w:hyperlink>
-        </w:p>
-        <w:p>
-          <w:pPr>
-            <w:pStyle w:val="TOC1"/>
-            <w:rPr>
-              <w:rFonts w:asciiTheme="minorHAnsi" w:eastAsiaTheme="minorEastAsia" w:hAnsiTheme="minorHAnsi"/>
-              <w:noProof/>
-              <w:sz w:val="22"/>
-              <w:lang w:val="en-US"/>
-            </w:rPr>
-          </w:pPr>
-          <w:hyperlink w:anchor="_Toc232016031" w:history="1">
-            <w:r>
-              <w:rPr>
-                <w:rStyle w:val="Hyperlink"/>
-                <w:noProof/>
-              </w:rPr>
-              <w:t>9.</w:t>
-            </w:r>
-            <w:r>
-              <w:rPr>
-                <w:rFonts w:asciiTheme="minorHAnsi" w:eastAsiaTheme="minorEastAsia" w:hAnsiTheme="minorHAnsi"/>
-                <w:noProof/>
-                <w:sz w:val="22"/>
-                <w:lang w:val="en-US"/>
-              </w:rPr>
-              <w:tab/>
-            </w:r>
-            <w:r>
-              <w:rPr>
-                <w:rStyle w:val="Hyperlink"/>
-                <w:noProof/>
-              </w:rPr>
-              <w:t>Future Enhancements</w:t>
-            </w:r>
-            <w:r>
-              <w:rPr>
-                <w:noProof/>
-                <w:webHidden/>
-              </w:rPr>
-              <w:tab/>
-            </w:r>
-            <w:r>
-              <w:rPr>
-                <w:noProof/>
-                <w:webHidden/>
-              </w:rPr>
-              <w:fldChar w:fldCharType="begin"/>
-            </w:r>
-            <w:r>
-              <w:rPr>
-                <w:noProof/>
-                <w:webHidden/>
-              </w:rPr>
-              <w:instrText xml:space="preserve"> PAGEREF _Toc232016031 \h </w:instrText>
-            </w:r>
-            <w:r>
-              <w:rPr>
-                <w:noProof/>
-                <w:webHidden/>
-              </w:rPr>
-            </w:r>
-            <w:r>
-              <w:rPr>
-                <w:noProof/>
-                <w:webHidden/>
-              </w:rPr>
-              <w:fldChar w:fldCharType="separate"/>
-            </w:r>
-            <w:r>
-              <w:rPr>
-                <w:noProof/>
-                <w:webHidden/>
-              </w:rPr>
-              <w:t>17</w:t>
-            </w:r>
-            <w:r>
-              <w:rPr>
-                <w:noProof/>
-                <w:webHidden/>
-              </w:rPr>
-              <w:fldChar w:fldCharType="end"/>
-            </w:r>
-          </w:hyperlink>
-        </w:p>
-        <w:p>
-          <w:pPr>
-            <w:pStyle w:val="TOC2"/>
-            <w:tabs>
-              <w:tab w:val="right" w:leader="dot" w:pos="8296"/>
-            </w:tabs>
-            <w:rPr>
-              <w:rFonts w:asciiTheme="minorHAnsi" w:eastAsiaTheme="minorEastAsia" w:hAnsiTheme="minorHAnsi"/>
-              <w:noProof/>
-              <w:sz w:val="22"/>
-              <w:lang w:val="en-US"/>
-            </w:rPr>
-          </w:pPr>
-          <w:hyperlink w:anchor="_Toc232016032" w:history="1">
-            <w:r>
-              <w:rPr>
-                <w:rStyle w:val="Hyperlink"/>
-                <w:noProof/>
-              </w:rPr>
-              <w:t>12. Annexures</w:t>
-            </w:r>
-            <w:r>
-              <w:rPr>
-                <w:noProof/>
-                <w:webHidden/>
-              </w:rPr>
-              <w:tab/>
-            </w:r>
-            <w:r>
-              <w:rPr>
-                <w:noProof/>
-                <w:webHidden/>
-              </w:rPr>
-              <w:fldChar w:fldCharType="begin"/>
-            </w:r>
-            <w:r>
-              <w:rPr>
-                <w:noProof/>
-                <w:webHidden/>
-              </w:rPr>
-              <w:instrText xml:space="preserve"> PAGEREF _Toc232016032 \h </w:instrText>
-            </w:r>
-            <w:r>
-              <w:rPr>
-                <w:noProof/>
-                <w:webHidden/>
-              </w:rPr>
-            </w:r>
-            <w:r>
-              <w:rPr>
-                <w:noProof/>
-                <w:webHidden/>
-              </w:rPr>
-              <w:fldChar w:fldCharType="separate"/>
-            </w:r>
-            <w:r>
-              <w:rPr>
-                <w:noProof/>
-                <w:webHidden/>
-              </w:rPr>
-              <w:t>19</w:t>
             </w:r>
             <w:r>
               <w:rPr>
@@ -2937,6 +2786,30 @@
       <w:pPr>
         <w:spacing w:after="0" w:line="360" w:lineRule="auto"/>
         <w:jc w:val="both"/>
+        <w:rPr>
+          <w:rFonts w:cs="Times New Roman"/>
+          <w:b/>
+          <w:sz w:val="32"/>
+          <w:szCs w:val="32"/>
+        </w:rPr>
+      </w:pPr>
+    </w:p>
+    <w:p>
+      <w:pPr>
+        <w:spacing w:after="0" w:line="360" w:lineRule="auto"/>
+        <w:jc w:val="center"/>
+        <w:rPr>
+          <w:rFonts w:cs="Times New Roman"/>
+          <w:b/>
+          <w:sz w:val="32"/>
+          <w:szCs w:val="32"/>
+        </w:rPr>
+      </w:pPr>
+    </w:p>
+    <w:p>
+      <w:pPr>
+        <w:spacing w:after="0" w:line="360" w:lineRule="auto"/>
+        <w:jc w:val="center"/>
         <w:rPr>
           <w:rFonts w:cs="Times New Roman"/>
           <w:b/>
@@ -3405,7 +3278,7 @@
         <w:spacing w:after="0" w:line="360" w:lineRule="auto"/>
         <w:jc w:val="both"/>
       </w:pPr>
-      <w:bookmarkStart w:id="3" w:name="_Toc232016021"/>
+      <w:bookmarkStart w:id="3" w:name="_Toc232589404"/>
       <w:r>
         <w:t>Introduction</w:t>
       </w:r>
@@ -3554,7 +3427,7 @@
         <w:spacing w:before="0" w:after="0" w:line="360" w:lineRule="auto"/>
         <w:jc w:val="both"/>
       </w:pPr>
-      <w:bookmarkStart w:id="4" w:name="_Toc232016022"/>
+      <w:bookmarkStart w:id="4" w:name="_Toc232589405"/>
       <w:r>
         <w:t>P</w:t>
       </w:r>
@@ -3689,13 +3562,7 @@
         <w:jc w:val="both"/>
       </w:pPr>
       <w:r>
-        <w:t>Poor management of ti</w:t>
-      </w:r>
-      <w:r>
-        <w:t>cket cancella</w:t>
-      </w:r>
-      <w:r>
-        <w:t>tion</w:t>
+        <w:t>Poor management of ticket cancellation</w:t>
       </w:r>
     </w:p>
     <w:p>
@@ -3742,7 +3609,7 @@
         <w:spacing w:before="0" w:after="0" w:line="360" w:lineRule="auto"/>
         <w:jc w:val="both"/>
       </w:pPr>
-      <w:bookmarkStart w:id="5" w:name="_Toc232016023"/>
+      <w:bookmarkStart w:id="5" w:name="_Toc232589406"/>
       <w:r>
         <w:t>Objectives</w:t>
       </w:r>
@@ -3777,7 +3644,7 @@
         <w:spacing w:after="0" w:line="360" w:lineRule="auto"/>
       </w:pPr>
       <w:r>
-        <w:t>Provide secure user login using username and password</w:t>
+        <w:t>Allow passenger to book and cancel bus tickets easily</w:t>
       </w:r>
     </w:p>
     <w:p>
@@ -3790,13 +3657,7 @@
         <w:spacing w:after="0" w:line="360" w:lineRule="auto"/>
       </w:pPr>
       <w:r>
-        <w:t>Allow passenger to book</w:t>
-      </w:r>
-      <w:r>
-        <w:t xml:space="preserve"> and cancel</w:t>
-      </w:r>
-      <w:r>
-        <w:t xml:space="preserve"> bus tickets easily</w:t>
+        <w:t>Display bus details, maintain and update seat available</w:t>
       </w:r>
     </w:p>
     <w:p>
@@ -3809,26 +3670,7 @@
         <w:spacing w:after="0" w:line="360" w:lineRule="auto"/>
       </w:pPr>
       <w:r>
-        <w:t>Display bus details</w:t>
-      </w:r>
-      <w:r>
-        <w:t>, maintain and update seat available</w:t>
-      </w:r>
-    </w:p>
-    <w:p>
-      <w:pPr>
-        <w:pStyle w:val="ListParagraph"/>
-        <w:numPr>
-          <w:ilvl w:val="0"/>
-          <w:numId w:val="20"/>
-        </w:numPr>
-        <w:spacing w:after="0" w:line="360" w:lineRule="auto"/>
-      </w:pPr>
-      <w:r>
-        <w:t>Reduce manual errors in ticket reservation</w:t>
-      </w:r>
-      <w:r>
-        <w:t xml:space="preserve"> and improve speed and efficiency</w:t>
+        <w:t xml:space="preserve">Reduce manual errors in ticket reservation </w:t>
       </w:r>
     </w:p>
     <w:p>
@@ -3965,7 +3807,7 @@
         <w:spacing w:line="360" w:lineRule="auto"/>
         <w:jc w:val="both"/>
       </w:pPr>
-      <w:bookmarkStart w:id="6" w:name="_Toc232016024"/>
+      <w:bookmarkStart w:id="6" w:name="_Toc232589407"/>
       <w:r>
         <w:t>Background Study</w:t>
       </w:r>
@@ -4004,13 +3846,7 @@
         <w:jc w:val="both"/>
       </w:pPr>
       <w:r>
-        <w:t>To overcome these problem, a Bus Reservation System will be developed as a computerized solution for managing bus tickets reservation and related activities. This system will help bus operators store and manage records systematically and securely. The proposed syste</w:t>
-      </w:r>
-      <w:r>
-        <w:t>m will reduce</w:t>
-      </w:r>
-      <w:r>
-        <w:t xml:space="preserve"> paperwork and minimize the dependency on manual processes. It will save time for both passengers and bus operators while improving the accuracy of reservation management. The system will also help in reducing booking conflicts, maintaining proper records, and generating reports more effectively.</w:t>
+        <w:t>To overcome these problem, a Bus Reservation System will be developed as a computerized solution for managing bus tickets reservation and related activities. This system will help bus operators store and manage records systematically and securely. The proposed system will reduce paperwork and minimize the dependency on manual processes. It will save time for both passengers and bus operators while improving the accuracy of reservation management. The system will also help in reducing booking conflicts, maintaining proper records, and generating reports more effectively.</w:t>
       </w:r>
     </w:p>
     <w:p>
@@ -4215,7 +4051,7 @@
         <w:spacing w:before="0" w:after="0" w:line="360" w:lineRule="auto"/>
         <w:jc w:val="both"/>
       </w:pPr>
-      <w:bookmarkStart w:id="7" w:name="_Toc232016025"/>
+      <w:bookmarkStart w:id="7" w:name="_Toc232589408"/>
       <w:r>
         <w:t>Requirement Document</w:t>
       </w:r>
@@ -4230,7 +4066,7 @@
         </w:numPr>
         <w:spacing w:before="0" w:after="0" w:line="360" w:lineRule="auto"/>
       </w:pPr>
-      <w:bookmarkStart w:id="8" w:name="_Toc232016026"/>
+      <w:bookmarkStart w:id="8" w:name="_Toc232589409"/>
       <w:r>
         <w:t>Functional Requirement</w:t>
       </w:r>
@@ -4335,7 +4171,7 @@
         <w:pStyle w:val="Heading2"/>
         <w:spacing w:before="0" w:after="0" w:line="360" w:lineRule="auto"/>
       </w:pPr>
-      <w:bookmarkStart w:id="9" w:name="_Toc232016027"/>
+      <w:bookmarkStart w:id="9" w:name="_Toc232589410"/>
       <w:r>
         <w:t>5.2 Non Functional Requirement</w:t>
       </w:r>
@@ -4578,7 +4414,7 @@
         <w:spacing w:after="0" w:line="360" w:lineRule="auto"/>
         <w:jc w:val="both"/>
       </w:pPr>
-      <w:bookmarkStart w:id="10" w:name="_Toc232016028"/>
+      <w:bookmarkStart w:id="10" w:name="_Toc232589411"/>
       <w:r>
         <w:t>U</w:t>
       </w:r>
@@ -4641,13 +4477,15 @@
           </wp:inline>
         </w:drawing>
       </w:r>
+      <w:bookmarkStart w:id="11" w:name="_GoBack"/>
+      <w:bookmarkEnd w:id="11"/>
     </w:p>
     <w:p>
       <w:pPr>
         <w:pStyle w:val="Caption"/>
         <w:jc w:val="center"/>
       </w:pPr>
-      <w:bookmarkStart w:id="11" w:name="_Toc232016543"/>
+      <w:bookmarkStart w:id="12" w:name="_Toc232016543"/>
       <w:r>
         <w:t xml:space="preserve">Figure </w:t>
       </w:r>
@@ -4672,7 +4510,7 @@
       <w:r>
         <w:t>Use case diagram</w:t>
       </w:r>
-      <w:bookmarkEnd w:id="11"/>
+      <w:bookmarkEnd w:id="12"/>
     </w:p>
     <w:p/>
     <w:p/>
@@ -4765,11 +4603,11 @@
         <w:spacing w:after="0" w:line="360" w:lineRule="auto"/>
         <w:jc w:val="both"/>
       </w:pPr>
-      <w:bookmarkStart w:id="12" w:name="_Toc232016029"/>
+      <w:bookmarkStart w:id="13" w:name="_Toc232589412"/>
       <w:r>
         <w:t>Detailed Timeline</w:t>
       </w:r>
-      <w:bookmarkEnd w:id="12"/>
+      <w:bookmarkEnd w:id="13"/>
     </w:p>
     <w:p>
       <w:pPr>
@@ -4847,7 +4685,7 @@
           <w:lang w:val="en-US"/>
         </w:rPr>
       </w:pPr>
-      <w:bookmarkStart w:id="13" w:name="_Toc232016544"/>
+      <w:bookmarkStart w:id="14" w:name="_Toc232016544"/>
       <w:r>
         <w:t xml:space="preserve">Figure </w:t>
       </w:r>
@@ -4872,7 +4710,7 @@
       <w:r>
         <w:t>Waterfall model</w:t>
       </w:r>
-      <w:bookmarkEnd w:id="13"/>
+      <w:bookmarkEnd w:id="14"/>
     </w:p>
     <w:p/>
     <w:p>
@@ -5039,14 +4877,14 @@
           <w:bCs/>
         </w:rPr>
       </w:pPr>
-      <w:bookmarkStart w:id="14" w:name="_Toc232016030"/>
+      <w:bookmarkStart w:id="15" w:name="_Toc232589413"/>
       <w:r>
         <w:rPr>
           <w:bCs/>
         </w:rPr>
         <w:t>Gantt Chart</w:t>
       </w:r>
-      <w:bookmarkEnd w:id="14"/>
+      <w:bookmarkEnd w:id="15"/>
     </w:p>
     <w:p/>
     <w:p>
@@ -5054,6 +4892,10 @@
         <w:keepNext/>
       </w:pPr>
       <w:r>
+        <w:rPr>
+          <w:noProof/>
+          <w:lang w:val="en-US"/>
+        </w:rPr>
         <w:drawing>
           <wp:inline distT="0" distB="0" distL="0" distR="0" wp14:anchorId="3AB71DEB" wp14:editId="2F032B6E">
             <wp:extent cx="5274310" cy="2190750"/>
@@ -5096,7 +4938,7 @@
         <w:pStyle w:val="Caption"/>
         <w:jc w:val="center"/>
       </w:pPr>
-      <w:bookmarkStart w:id="15" w:name="_Toc232016545"/>
+      <w:bookmarkStart w:id="16" w:name="_Toc232016545"/>
       <w:r>
         <w:t xml:space="preserve">Figure </w:t>
       </w:r>
@@ -5121,7 +4963,7 @@
       <w:r>
         <w:t>Gantt Chart</w:t>
       </w:r>
-      <w:bookmarkEnd w:id="15"/>
+      <w:bookmarkEnd w:id="16"/>
     </w:p>
     <w:p/>
     <w:p/>
@@ -5142,156 +4984,6 @@
     <w:p/>
     <w:p/>
     <w:p/>
-    <w:p>
-      <w:pPr>
-        <w:pStyle w:val="Heading1"/>
-        <w:numPr>
-          <w:ilvl w:val="0"/>
-          <w:numId w:val="2"/>
-        </w:numPr>
-        <w:spacing w:after="0" w:line="360" w:lineRule="auto"/>
-        <w:jc w:val="both"/>
-      </w:pPr>
-      <w:r>
-        <w:t>Conclusion</w:t>
-      </w:r>
-    </w:p>
-    <w:p>
-      <w:pPr>
-        <w:spacing w:line="360" w:lineRule="auto"/>
-      </w:pPr>
-      <w:r>
-        <w:t>If we get enough time then we will create a new feature of mobile transaction.</w:t>
-      </w:r>
-    </w:p>
-    <w:p>
-      <w:pPr>
-        <w:pStyle w:val="ListParagraph"/>
-        <w:numPr>
-          <w:ilvl w:val="0"/>
-          <w:numId w:val="17"/>
-        </w:numPr>
-        <w:spacing w:line="360" w:lineRule="auto"/>
-      </w:pPr>
-      <w:r>
-        <w:t>Include GUI interfaces</w:t>
-      </w:r>
-    </w:p>
-    <w:p>
-      <w:pPr>
-        <w:pStyle w:val="ListParagraph"/>
-        <w:numPr>
-          <w:ilvl w:val="0"/>
-          <w:numId w:val="17"/>
-        </w:numPr>
-        <w:spacing w:line="360" w:lineRule="auto"/>
-      </w:pPr>
-      <w:r>
-        <w:t>Use Databases</w:t>
-      </w:r>
-    </w:p>
-    <w:p>
-      <w:pPr>
-        <w:pStyle w:val="ListParagraph"/>
-        <w:numPr>
-          <w:ilvl w:val="0"/>
-          <w:numId w:val="17"/>
-        </w:numPr>
-        <w:spacing w:line="360" w:lineRule="auto"/>
-      </w:pPr>
-      <w:r>
-        <w:t>Use complex data structures.</w:t>
-      </w:r>
-    </w:p>
-    <w:p>
-      <w:pPr>
-        <w:pStyle w:val="ListParagraph"/>
-        <w:numPr>
-          <w:ilvl w:val="0"/>
-          <w:numId w:val="17"/>
-        </w:numPr>
-        <w:spacing w:line="360" w:lineRule="auto"/>
-      </w:pPr>
-      <w:r>
-        <w:t>Socket programming and computer to computer networking of data</w:t>
-      </w:r>
-    </w:p>
-    <w:p>
-      <w:pPr>
-        <w:pStyle w:val="ListParagraph"/>
-        <w:numPr>
-          <w:ilvl w:val="0"/>
-          <w:numId w:val="17"/>
-        </w:numPr>
-        <w:spacing w:line="360" w:lineRule="auto"/>
-      </w:pPr>
-      <w:r>
-        <w:t>Barcode software</w:t>
-      </w:r>
-    </w:p>
-    <w:p>
-      <w:pPr>
-        <w:pStyle w:val="ListParagraph"/>
-        <w:numPr>
-          <w:ilvl w:val="0"/>
-          <w:numId w:val="17"/>
-        </w:numPr>
-        <w:spacing w:line="360" w:lineRule="auto"/>
-      </w:pPr>
-      <w:r>
-        <w:t>More features like data manipulation and data reporting</w:t>
-      </w:r>
-    </w:p>
-    <w:p>
-      <w:pPr>
-        <w:spacing w:line="360" w:lineRule="auto"/>
-      </w:pPr>
-      <w:r>
-        <w:t>Basically, think of the possibilities in the future and write it down. Can be brief, or a longer paragraph to describe what can be done. It is up to you.</w:t>
-      </w:r>
-    </w:p>
-    <w:p>
-      <w:r>
-        <w:br w:type="page"/>
-      </w:r>
-    </w:p>
-    <w:p>
-      <w:pPr>
-        <w:spacing w:line="360" w:lineRule="auto"/>
-      </w:pPr>
-      <w:r>
-        <w:rPr>
-          <w:b/>
-        </w:rPr>
-        <w:t>11</w:t>
-      </w:r>
-      <w:r>
-        <w:t xml:space="preserve">. </w:t>
-      </w:r>
-      <w:r>
-        <w:rPr>
-          <w:b/>
-        </w:rPr>
-        <w:t>Reference</w:t>
-      </w:r>
-    </w:p>
-    <w:p>
-      <w:pPr>
-        <w:spacing w:line="360" w:lineRule="auto"/>
-      </w:pPr>
-      <w:r>
-        <w:t xml:space="preserve">Final, summary of the documentation, write down the most important components and findings. of </w:t>
-      </w:r>
-      <w:r>
-        <w:t>each</w:t>
-      </w:r>
-      <w:r>
-        <w:t xml:space="preserve"> headings</w:t>
-      </w:r>
-      <w:r>
-        <w:t>.</w:t>
-      </w:r>
-    </w:p>
     <w:p>
       <w:pPr>
         <w:spacing w:line="360" w:lineRule="auto"/>
@@ -8578,27 +8270,9 @@
   </w:num>
   <w:num w:numId="18">
     <w:abstractNumId w:val="6"/>
-    <w:lvlOverride w:ilvl="0"/>
-    <w:lvlOverride w:ilvl="1"/>
-    <w:lvlOverride w:ilvl="2"/>
-    <w:lvlOverride w:ilvl="3"/>
-    <w:lvlOverride w:ilvl="4"/>
-    <w:lvlOverride w:ilvl="5"/>
-    <w:lvlOverride w:ilvl="6"/>
-    <w:lvlOverride w:ilvl="7"/>
-    <w:lvlOverride w:ilvl="8"/>
   </w:num>
   <w:num w:numId="19">
     <w:abstractNumId w:val="3"/>
-    <w:lvlOverride w:ilvl="0"/>
-    <w:lvlOverride w:ilvl="1"/>
-    <w:lvlOverride w:ilvl="2"/>
-    <w:lvlOverride w:ilvl="3"/>
-    <w:lvlOverride w:ilvl="4"/>
-    <w:lvlOverride w:ilvl="5"/>
-    <w:lvlOverride w:ilvl="6"/>
-    <w:lvlOverride w:ilvl="7"/>
-    <w:lvlOverride w:ilvl="8"/>
   </w:num>
   <w:num w:numId="20">
     <w:abstractNumId w:val="2"/>
@@ -8635,27 +8309,9 @@
   </w:num>
   <w:num w:numId="22">
     <w:abstractNumId w:val="17"/>
-    <w:lvlOverride w:ilvl="0"/>
-    <w:lvlOverride w:ilvl="1"/>
-    <w:lvlOverride w:ilvl="2"/>
-    <w:lvlOverride w:ilvl="3"/>
-    <w:lvlOverride w:ilvl="4"/>
-    <w:lvlOverride w:ilvl="5"/>
-    <w:lvlOverride w:ilvl="6"/>
-    <w:lvlOverride w:ilvl="7"/>
-    <w:lvlOverride w:ilvl="8"/>
   </w:num>
   <w:num w:numId="23">
     <w:abstractNumId w:val="19"/>
-    <w:lvlOverride w:ilvl="0"/>
-    <w:lvlOverride w:ilvl="1"/>
-    <w:lvlOverride w:ilvl="2"/>
-    <w:lvlOverride w:ilvl="3"/>
-    <w:lvlOverride w:ilvl="4"/>
-    <w:lvlOverride w:ilvl="5"/>
-    <w:lvlOverride w:ilvl="6"/>
-    <w:lvlOverride w:ilvl="7"/>
-    <w:lvlOverride w:ilvl="8"/>
   </w:num>
   <w:num w:numId="24">
     <w:abstractNumId w:val="25"/>
@@ -8665,15 +8321,6 @@
   </w:num>
   <w:num w:numId="26">
     <w:abstractNumId w:val="7"/>
-    <w:lvlOverride w:ilvl="0"/>
-    <w:lvlOverride w:ilvl="1"/>
-    <w:lvlOverride w:ilvl="2"/>
-    <w:lvlOverride w:ilvl="3"/>
-    <w:lvlOverride w:ilvl="4"/>
-    <w:lvlOverride w:ilvl="5"/>
-    <w:lvlOverride w:ilvl="6"/>
-    <w:lvlOverride w:ilvl="7"/>
-    <w:lvlOverride w:ilvl="8"/>
   </w:num>
   <w:num w:numId="27">
     <w:abstractNumId w:val="16"/>
@@ -9799,6 +9446,7 @@
     <w:rsid w:val="00DF390D"/>
     <w:rsid w:val="00F530A9"/>
     <w:rsid w:val="00F97161"/>
+    <w:rsid w:val="00FF6E15"/>
   </w:rsids>
   <m:mathPr>
     <m:mathFont m:val="Cambria Math"/>
@@ -10565,6 +10213,21 @@
 </file>
 
 <file path=customXml/item1.xml><?xml version="1.0" encoding="utf-8"?>
+<p:properties xmlns:p="http://schemas.microsoft.com/office/2006/metadata/properties" xmlns:xsi="http://www.w3.org/2001/XMLSchema-instance" xmlns:pc="http://schemas.microsoft.com/office/infopath/2007/PartnerControls">
+  <documentManagement/>
+</p:properties>
+</file>
+
+<file path=customXml/item2.xml><?xml version="1.0" encoding="utf-8"?>
+<?mso-contentType ?>
+<FormTemplates xmlns="http://schemas.microsoft.com/sharepoint/v3/contenttype/forms">
+  <Display>DocumentLibraryForm</Display>
+  <Edit>DocumentLibraryForm</Edit>
+  <New>DocumentLibraryForm</New>
+</FormTemplates>
+</file>
+
+<file path=customXml/item3.xml><?xml version="1.0" encoding="utf-8"?>
 <ct:contentTypeSchema xmlns:ct="http://schemas.microsoft.com/office/2006/metadata/contentType" xmlns:ma="http://schemas.microsoft.com/office/2006/metadata/properties/metaAttributes" ct:_="" ma:_="" ma:contentTypeName="Document" ma:contentTypeID="0x01010021A59588BC0053418FC88F40861DA871" ma:contentTypeVersion="10" ma:contentTypeDescription="Create a new document." ma:contentTypeScope="" ma:versionID="3673c1cf7550c71788a22a838bb0d9c0">
   <xsd:schema xmlns:xsd="http://www.w3.org/2001/XMLSchema" xmlns:xs="http://www.w3.org/2001/XMLSchema" xmlns:p="http://schemas.microsoft.com/office/2006/metadata/properties" xmlns:ns2="22f4eba5-1bf1-421f-a001-fd7acca9760c" targetNamespace="http://schemas.microsoft.com/office/2006/metadata/properties" ma:root="true" ma:fieldsID="ac330b6bfa0f539d41f40e8181b11b47" ns2:_="">
     <xsd:import namespace="22f4eba5-1bf1-421f-a001-fd7acca9760c"/>
@@ -10748,26 +10411,28 @@
 </ct:contentTypeSchema>
 </file>
 
-<file path=customXml/item2.xml><?xml version="1.0" encoding="utf-8"?>
-<?mso-contentType ?>
-<FormTemplates xmlns="http://schemas.microsoft.com/sharepoint/v3/contenttype/forms">
-  <Display>DocumentLibraryForm</Display>
-  <Edit>DocumentLibraryForm</Edit>
-  <New>DocumentLibraryForm</New>
-</FormTemplates>
-</file>
-
-<file path=customXml/item3.xml><?xml version="1.0" encoding="utf-8"?>
-<p:properties xmlns:p="http://schemas.microsoft.com/office/2006/metadata/properties" xmlns:xsi="http://www.w3.org/2001/XMLSchema-instance" xmlns:pc="http://schemas.microsoft.com/office/infopath/2007/PartnerControls">
-  <documentManagement/>
-</p:properties>
-</file>
-
 <file path=customXml/item4.xml><?xml version="1.0" encoding="utf-8"?>
 <b:Sources xmlns:b="http://schemas.openxmlformats.org/officeDocument/2006/bibliography" xmlns="http://schemas.openxmlformats.org/officeDocument/2006/bibliography" SelectedStyle="\APASixthEditionOfficeOnline.xsl" StyleName="APA" Version="6"/>
 </file>
 
 <file path=customXml/itemProps1.xml><?xml version="1.0" encoding="utf-8"?>
+<ds:datastoreItem xmlns:ds="http://schemas.openxmlformats.org/officeDocument/2006/customXml" ds:itemID="{279A32A1-94B8-4C38-AF26-42DBFF0B0D86}">
+  <ds:schemaRefs>
+    <ds:schemaRef ds:uri="http://schemas.microsoft.com/office/2006/metadata/properties"/>
+    <ds:schemaRef ds:uri="http://schemas.microsoft.com/office/infopath/2007/PartnerControls"/>
+  </ds:schemaRefs>
+</ds:datastoreItem>
+</file>
+
+<file path=customXml/itemProps2.xml><?xml version="1.0" encoding="utf-8"?>
+<ds:datastoreItem xmlns:ds="http://schemas.openxmlformats.org/officeDocument/2006/customXml" ds:itemID="{56C44748-5791-4773-80AF-F953C3055353}">
+  <ds:schemaRefs>
+    <ds:schemaRef ds:uri="http://schemas.microsoft.com/sharepoint/v3/contenttype/forms"/>
+  </ds:schemaRefs>
+</ds:datastoreItem>
+</file>
+
+<file path=customXml/itemProps3.xml><?xml version="1.0" encoding="utf-8"?>
 <ds:datastoreItem xmlns:ds="http://schemas.openxmlformats.org/officeDocument/2006/customXml" ds:itemID="{65E5B5D4-677A-455F-8552-96943537CE77}">
   <ds:schemaRefs>
     <ds:schemaRef ds:uri="http://schemas.microsoft.com/office/2006/metadata/contentType"/>
@@ -10785,25 +10450,8 @@
 </ds:datastoreItem>
 </file>
 
-<file path=customXml/itemProps2.xml><?xml version="1.0" encoding="utf-8"?>
-<ds:datastoreItem xmlns:ds="http://schemas.openxmlformats.org/officeDocument/2006/customXml" ds:itemID="{56C44748-5791-4773-80AF-F953C3055353}">
-  <ds:schemaRefs>
-    <ds:schemaRef ds:uri="http://schemas.microsoft.com/sharepoint/v3/contenttype/forms"/>
-  </ds:schemaRefs>
-</ds:datastoreItem>
-</file>
-
-<file path=customXml/itemProps3.xml><?xml version="1.0" encoding="utf-8"?>
-<ds:datastoreItem xmlns:ds="http://schemas.openxmlformats.org/officeDocument/2006/customXml" ds:itemID="{279A32A1-94B8-4C38-AF26-42DBFF0B0D86}">
-  <ds:schemaRefs>
-    <ds:schemaRef ds:uri="http://schemas.microsoft.com/office/2006/metadata/properties"/>
-    <ds:schemaRef ds:uri="http://schemas.microsoft.com/office/infopath/2007/PartnerControls"/>
-  </ds:schemaRefs>
-</ds:datastoreItem>
-</file>
-
 <file path=customXml/itemProps4.xml><?xml version="1.0" encoding="utf-8"?>
-<ds:datastoreItem xmlns:ds="http://schemas.openxmlformats.org/officeDocument/2006/customXml" ds:itemID="{DBA175AC-EA7E-40EC-83FC-A66EA2550CB7}">
+<ds:datastoreItem xmlns:ds="http://schemas.openxmlformats.org/officeDocument/2006/customXml" ds:itemID="{6D06B748-F909-4A0E-9541-7FA0D769D9DA}">
   <ds:schemaRefs>
     <ds:schemaRef ds:uri="http://schemas.openxmlformats.org/officeDocument/2006/bibliography"/>
   </ds:schemaRefs>
